--- a/The Pitfall Of JavaScript Functions.docx
+++ b/The Pitfall Of JavaScript Functions.docx
@@ -38,8 +38,6 @@
           <w:lang w:val="en-US"/>
         </w:rPr>
       </w:pPr>
-      <w:bookmarkStart w:id="0" w:name="_GoBack"/>
-      <w:bookmarkEnd w:id="0"/>
     </w:p>
     <w:p>
       <w:pPr>
@@ -2573,7 +2571,7 @@
           <w:szCs w:val="24"/>
           <w:lang w:val="en-US" w:eastAsia="zh-CN" w:bidi="ar"/>
         </w:rPr>
-        <w:t>="() -&gt; addition()"</w:t>
+        <w:t>="() =&gt; addition()"</w:t>
       </w:r>
       <w:r>
         <w:rPr>
@@ -2706,7 +2704,24 @@
           <w:szCs w:val="24"/>
           <w:lang w:val="en-US" w:eastAsia="zh-CN" w:bidi="ar"/>
         </w:rPr>
-        <w:t xml:space="preserve">As you can see, for the button onClick event, the addtion() will not be execute only when the users clicks on it. This type of method call will avoid function being called during the refresh or initialize state. </w:t>
+        <w:t>As you can see, for the button onClick event, the addtion() will not be execute only when the users c</w:t>
+      </w:r>
+      <w:bookmarkStart w:id="0" w:name="_GoBack"/>
+      <w:bookmarkEnd w:id="0"/>
+      <w:r>
+        <w:rPr>
+          <w:rFonts w:hint="default" w:ascii="Arial Regular" w:hAnsi="Arial Regular" w:eastAsia="Menlo" w:cs="Arial Regular"/>
+          <w:i w:val="0"/>
+          <w:iCs w:val="0"/>
+          <w:caps w:val="0"/>
+          <w:color w:val="auto"/>
+          <w:spacing w:val="0"/>
+          <w:kern w:val="0"/>
+          <w:sz w:val="24"/>
+          <w:szCs w:val="24"/>
+          <w:lang w:val="en-US" w:eastAsia="zh-CN" w:bidi="ar"/>
+        </w:rPr>
+        <w:t xml:space="preserve">licks on it. This type of method call will avoid function being called during the refresh or initialize state. </w:t>
       </w:r>
     </w:p>
     <w:p>
